--- a/preview/docxs/25-consulting-sharp.docx
+++ b/preview/docxs/25-consulting-sharp.docx
@@ -508,7 +508,7 @@
         </w:rPr>
         <w:t xml:space="preserve">Demo: </w:t>
       </w:r>
-      <w:hyperlink w:history="1" r:id="rIdfqzwfii6k4eg0cqd5z-dd">
+      <w:hyperlink w:history="1" r:id="rIdee8sgmo6t7wr9hhp3zcv-">
         <w:r>
           <w:rPr>
             <w:color w:val="1e3a5f"/>
@@ -536,7 +536,7 @@
         </w:rPr>
         <w:t xml:space="preserve">Code: </w:t>
       </w:r>
-      <w:hyperlink w:history="1" r:id="rIdzr-8lccvtylhxrf90n0ns">
+      <w:hyperlink w:history="1" r:id="rIdxj6vamfdixwmep_-ms03z">
         <w:r>
           <w:rPr>
             <w:color w:val="1e3a5f"/>
@@ -626,7 +626,7 @@
         </w:rPr>
         <w:t xml:space="preserve">Demo: </w:t>
       </w:r>
-      <w:hyperlink w:history="1" r:id="rIdue4kfnbglhbzazrbw0ohn">
+      <w:hyperlink w:history="1" r:id="rIdm9nl_vdpx4onucshejnhz">
         <w:r>
           <w:rPr>
             <w:color w:val="1e3a5f"/>
@@ -1060,7 +1060,7 @@
         </w:rPr>
         <w:t xml:space="preserve">Portfolio: </w:t>
       </w:r>
-      <w:hyperlink w:history="1" r:id="rIdeodkx1rm7fiviavkvqgfw">
+      <w:hyperlink w:history="1" r:id="rIdw82igzpjsd30t_svmvnee">
         <w:r>
           <w:rPr>
             <w:color w:val="1e3a5f"/>
